--- a/law-memo/law-memo_sample.docx
+++ b/law-memo/law-memo_sample.docx
@@ -113,7 +113,7 @@
           <w:sz w:val="24"/>
           <w:szCs w:val="24"/>
         </w:rPr>
-        <w:t xml:space="preserve">	Polk Wagner, Deputy Dean for Academic Affairs and Innovation</w:t>
+        <w:t xml:space="preserve">	[Your Name], [Your Title]</w:t>
       </w:r>
     </w:p>
     <w:p>
